--- a/syllabus.docx
+++ b/syllabus.docx
@@ -132,6 +132,9 @@
       </w:r>
       <w:r>
         <w:t>:50 pm</w:t>
+      </w:r>
+      <w:r>
+        <w:t>, Science Hall (SH) 129</w:t>
       </w:r>
     </w:p>
     <w:p>

--- a/syllabus.docx
+++ b/syllabus.docx
@@ -1021,7 +1021,7 @@
           <w:b/>
           <w:bCs/>
         </w:rPr>
-        <w:t>XXX</w:t>
+        <w:t>Friday</w:t>
       </w:r>
       <w:r>
         <w:rPr>
@@ -1035,7 +1035,21 @@
           <w:b/>
           <w:bCs/>
         </w:rPr>
-        <w:t>XXX XX</w:t>
+        <w:t>May</w:t>
+      </w:r>
+      <w:r>
+        <w:rPr>
+          <w:b/>
+          <w:bCs/>
+        </w:rPr>
+        <w:t xml:space="preserve"> </w:t>
+      </w:r>
+      <w:r>
+        <w:rPr>
+          <w:b/>
+          <w:bCs/>
+        </w:rPr>
+        <w:t>1</w:t>
       </w:r>
       <w:r>
         <w:rPr>
@@ -1063,7 +1077,21 @@
           <w:b/>
           <w:bCs/>
         </w:rPr>
-        <w:t>XX:XX</w:t>
+        <w:t>14</w:t>
+      </w:r>
+      <w:r>
+        <w:rPr>
+          <w:b/>
+          <w:bCs/>
+        </w:rPr>
+        <w:t>:</w:t>
+      </w:r>
+      <w:r>
+        <w:rPr>
+          <w:b/>
+          <w:bCs/>
+        </w:rPr>
+        <w:t>00</w:t>
       </w:r>
       <w:r>
         <w:rPr>
@@ -1077,7 +1105,21 @@
           <w:b/>
           <w:bCs/>
         </w:rPr>
-        <w:t>XX:XX</w:t>
+        <w:t>16</w:t>
+      </w:r>
+      <w:r>
+        <w:rPr>
+          <w:b/>
+          <w:bCs/>
+        </w:rPr>
+        <w:t>:</w:t>
+      </w:r>
+      <w:r>
+        <w:rPr>
+          <w:b/>
+          <w:bCs/>
+        </w:rPr>
+        <w:t>30</w:t>
       </w:r>
       <w:r>
         <w:rPr>

--- a/syllabus.docx
+++ b/syllabus.docx
@@ -43,6 +43,7 @@
           <w:lang w:val="fr-FR"/>
         </w:rPr>
       </w:pPr>
+      <w:proofErr w:type="gramStart"/>
       <w:r>
         <w:rPr>
           <w:b/>
@@ -51,6 +52,7 @@
         </w:rPr>
         <w:t>Email:</w:t>
       </w:r>
+      <w:proofErr w:type="gramEnd"/>
       <w:r>
         <w:rPr>
           <w:lang w:val="fr-FR"/>
@@ -65,141 +67,174 @@
           <w:lang w:val="fr-FR"/>
         </w:rPr>
       </w:pPr>
+      <w:proofErr w:type="spellStart"/>
       <w:r>
         <w:rPr>
           <w:b/>
           <w:bCs/>
           <w:lang w:val="fr-FR"/>
         </w:rPr>
-        <w:t>Faculty Profile:</w:t>
-      </w:r>
-      <w:r>
-        <w:rPr>
+        <w:t>Faculty</w:t>
+      </w:r>
+      <w:proofErr w:type="spellEnd"/>
+      <w:r>
+        <w:rPr>
+          <w:b/>
+          <w:bCs/>
           <w:lang w:val="fr-FR"/>
         </w:rPr>
         <w:t xml:space="preserve"> </w:t>
       </w:r>
+      <w:proofErr w:type="gramStart"/>
+      <w:r>
+        <w:rPr>
+          <w:b/>
+          <w:bCs/>
+          <w:lang w:val="fr-FR"/>
+        </w:rPr>
+        <w:t>Profile:</w:t>
+      </w:r>
+      <w:proofErr w:type="gramEnd"/>
+      <w:r>
+        <w:rPr>
+          <w:lang w:val="fr-FR"/>
+        </w:rPr>
+        <w:t xml:space="preserve"> </w:t>
+      </w:r>
+      <w:r>
+        <w:fldChar w:fldCharType="begin"/>
+      </w:r>
+      <w:r>
+        <w:rPr>
+          <w:lang w:val="fr-FR"/>
+        </w:rPr>
+        <w:instrText>HYPERLINK "http://www.cdslab.org"</w:instrText>
+      </w:r>
+      <w:r>
+        <w:fldChar w:fldCharType="separate"/>
+      </w:r>
+      <w:r>
+        <w:rPr>
+          <w:rStyle w:val="Hyperlink"/>
+          <w:lang w:val="fr-FR"/>
+        </w:rPr>
+        <w:t>www.cdslab.org</w:t>
+      </w:r>
+      <w:r>
+        <w:fldChar w:fldCharType="end"/>
+      </w:r>
+    </w:p>
+    <w:p>
+      <w:pPr>
+        <w:jc w:val="both"/>
+      </w:pPr>
+      <w:r>
+        <w:rPr>
+          <w:b/>
+          <w:bCs/>
+        </w:rPr>
+        <w:t>Lectures:</w:t>
+      </w:r>
+      <w:r>
+        <w:t xml:space="preserve"> </w:t>
+      </w:r>
+      <w:r>
+        <w:t>Monday</w:t>
+      </w:r>
+      <w:r>
+        <w:t>/</w:t>
+      </w:r>
+      <w:r>
+        <w:t>Wednesday</w:t>
+      </w:r>
+      <w:r>
+        <w:t xml:space="preserve"> </w:t>
+      </w:r>
+      <w:r>
+        <w:t>16</w:t>
+      </w:r>
+      <w:r>
+        <w:t>:</w:t>
+      </w:r>
+      <w:r>
+        <w:t>00</w:t>
+      </w:r>
+      <w:r>
+        <w:t>-</w:t>
+      </w:r>
+      <w:r>
+        <w:t>17</w:t>
+      </w:r>
+      <w:r>
+        <w:t>:50 pm</w:t>
+      </w:r>
+      <w:r>
+        <w:t>, Science Hall (SH) 129</w:t>
+      </w:r>
+    </w:p>
+    <w:p>
+      <w:pPr>
+        <w:jc w:val="both"/>
+      </w:pPr>
+      <w:r>
+        <w:rPr>
+          <w:b/>
+          <w:bCs/>
+        </w:rPr>
+        <w:t>Office Hours:</w:t>
+      </w:r>
+      <w:r>
+        <w:t xml:space="preserve"> </w:t>
+      </w:r>
+      <w:r>
+        <w:t>With prior appointment due to building access restrictions, or by Teams.</w:t>
+      </w:r>
+    </w:p>
+    <w:p>
+      <w:pPr>
+        <w:jc w:val="both"/>
+      </w:pPr>
+      <w:r>
+        <w:rPr>
+          <w:b/>
+          <w:bCs/>
+        </w:rPr>
+        <w:t>Course Description:</w:t>
+      </w:r>
+      <w:r>
+        <w:t xml:space="preserve"> </w:t>
+      </w:r>
+    </w:p>
+    <w:p>
+      <w:pPr>
+        <w:ind w:left="720"/>
+        <w:jc w:val="both"/>
+      </w:pPr>
+      <w:r>
+        <w:t xml:space="preserve">We will cover </w:t>
+      </w:r>
+      <w:r>
+        <w:t>various</w:t>
+      </w:r>
+      <w:r>
+        <w:t xml:space="preserve"> topics in advanced mechanics, including oscillations (damped and driven), gravitation using differential calculus, Lagrangian and Hamiltonian dynamics, dynamics of systems of particles, and collision theory.</w:t>
+      </w:r>
+    </w:p>
+    <w:p>
+      <w:pPr>
+        <w:jc w:val="both"/>
+      </w:pPr>
+      <w:r>
+        <w:rPr>
+          <w:b/>
+          <w:bCs/>
+        </w:rPr>
+        <w:t>Where to find course material:</w:t>
+      </w:r>
+      <w:r>
+        <w:t xml:space="preserve"> </w:t>
+      </w:r>
       <w:hyperlink r:id="rId5" w:history="1">
-        <w:r>
-          <w:rPr>
-            <w:rStyle w:val="Hyperlink"/>
-            <w:lang w:val="fr-FR"/>
-          </w:rPr>
-          <w:t>www.cdslab.org</w:t>
-        </w:r>
-      </w:hyperlink>
-    </w:p>
-    <w:p>
-      <w:pPr>
-        <w:jc w:val="both"/>
-      </w:pPr>
-      <w:r>
-        <w:rPr>
-          <w:b/>
-          <w:bCs/>
-        </w:rPr>
-        <w:t>Lectures:</w:t>
-      </w:r>
-      <w:r>
-        <w:t xml:space="preserve"> </w:t>
-      </w:r>
-      <w:r>
-        <w:t>Monday</w:t>
-      </w:r>
-      <w:r>
-        <w:t>/</w:t>
-      </w:r>
-      <w:r>
-        <w:t>Wednesday</w:t>
-      </w:r>
-      <w:r>
-        <w:t xml:space="preserve"> </w:t>
-      </w:r>
-      <w:r>
-        <w:t>16</w:t>
-      </w:r>
-      <w:r>
-        <w:t>:</w:t>
-      </w:r>
-      <w:r>
-        <w:t>00</w:t>
-      </w:r>
-      <w:r>
-        <w:t>-</w:t>
-      </w:r>
-      <w:r>
-        <w:t>17</w:t>
-      </w:r>
-      <w:r>
-        <w:t>:50 pm</w:t>
-      </w:r>
-      <w:r>
-        <w:t>, Science Hall (SH) 129</w:t>
-      </w:r>
-    </w:p>
-    <w:p>
-      <w:pPr>
-        <w:jc w:val="both"/>
-      </w:pPr>
-      <w:r>
-        <w:rPr>
-          <w:b/>
-          <w:bCs/>
-        </w:rPr>
-        <w:t>Office Hours:</w:t>
-      </w:r>
-      <w:r>
-        <w:t xml:space="preserve"> </w:t>
-      </w:r>
-      <w:r>
-        <w:t>With prior appointment due to building access restrictions, or by Teams.</w:t>
-      </w:r>
-    </w:p>
-    <w:p>
-      <w:pPr>
-        <w:jc w:val="both"/>
-      </w:pPr>
-      <w:r>
-        <w:rPr>
-          <w:b/>
-          <w:bCs/>
-        </w:rPr>
-        <w:t>Course Description:</w:t>
-      </w:r>
-      <w:r>
-        <w:t xml:space="preserve"> </w:t>
-      </w:r>
-    </w:p>
-    <w:p>
-      <w:pPr>
-        <w:ind w:left="720"/>
-        <w:jc w:val="both"/>
-      </w:pPr>
-      <w:r>
-        <w:t xml:space="preserve">We will cover </w:t>
-      </w:r>
-      <w:r>
-        <w:t>various</w:t>
-      </w:r>
-      <w:r>
-        <w:t xml:space="preserve"> topics in advanced mechanics, including oscillations (damped and driven), gravitation using differential calculus, Lagrangian and Hamiltonian dynamics, dynamics of systems of particles, and collision theory.</w:t>
-      </w:r>
-    </w:p>
-    <w:p>
-      <w:pPr>
-        <w:jc w:val="both"/>
-      </w:pPr>
-      <w:r>
-        <w:rPr>
-          <w:b/>
-          <w:bCs/>
-        </w:rPr>
-        <w:t>Where to find course material:</w:t>
-      </w:r>
-      <w:r>
-        <w:t xml:space="preserve"> </w:t>
-      </w:r>
-      <w:hyperlink r:id="rId6" w:history="1">
         <w:r>
           <w:rPr>
             <w:rStyle w:val="Hyperlink"/>
@@ -1361,7 +1396,15 @@
         <w:t>the</w:t>
       </w:r>
       <w:r>
-        <w:t xml:space="preserve"> University of Texas at Arlington, taking attendance is not required</w:t>
+        <w:t xml:space="preserve"> University of Texas at Arlington</w:t>
+      </w:r>
+      <w:proofErr w:type="gramStart"/>
+      <w:r>
+        <w:t>, taking</w:t>
+      </w:r>
+      <w:proofErr w:type="gramEnd"/>
+      <w:r>
+        <w:t xml:space="preserve"> attendance is not required</w:t>
       </w:r>
       <w:r>
         <w:t>, but attendance is a critical indicator of</w:t>
@@ -1419,10 +1462,26 @@
         <w:t>Students may drop or swap (</w:t>
       </w:r>
       <w:r>
-        <w:t>add and drop a class concurrently) classes through self-service in MyMav from the beginning of the registration period through</w:t>
-      </w:r>
-      <w:r>
-        <w:t xml:space="preserve"> the late registration period. After the late registration period, students must see their academic advisor to drop a class or withdraw. Undeclared students must see an advisor in the University Advising Center. Drops can continue through a point two-thirds of the way through the term or session. </w:t>
+        <w:t xml:space="preserve">add and drop a class concurrently) classes through self-service in </w:t>
+      </w:r>
+      <w:proofErr w:type="spellStart"/>
+      <w:r>
+        <w:t>MyMav</w:t>
+      </w:r>
+      <w:proofErr w:type="spellEnd"/>
+      <w:r>
+        <w:t xml:space="preserve"> from the beginning of the registration period through</w:t>
+      </w:r>
+      <w:r>
+        <w:t xml:space="preserve"> the late registration period. After the late registration period, students must see their academic advisor </w:t>
+      </w:r>
+      <w:proofErr w:type="gramStart"/>
+      <w:r>
+        <w:t>to drop</w:t>
+      </w:r>
+      <w:proofErr w:type="gramEnd"/>
+      <w:r>
+        <w:t xml:space="preserve"> a class or withdraw. Undeclared students must see an advisor in the University Advising Center. Drops can continue through a point two-thirds of the way through the term or session. </w:t>
       </w:r>
       <w:r>
         <w:t>The students are responsible for officially withdrawing</w:t>
@@ -1436,7 +1495,7 @@
       <w:r>
         <w:t xml:space="preserve">. For more information, contact the Office of Financial Aid and Scholarships ( </w:t>
       </w:r>
-      <w:hyperlink r:id="rId7" w:history="1">
+      <w:hyperlink r:id="rId6" w:history="1">
         <w:r>
           <w:rPr>
             <w:rStyle w:val="Hyperlink"/>
@@ -1492,7 +1551,15 @@
         <w:t>accommodation</w:t>
       </w:r>
       <w:r>
-        <w:t xml:space="preserve"> will have their request honored. Students experiencing a range of conditions (Physical, Learning, Chronic Health, Mental Health, and Sensory) that may cause diminished academic performance or other barriers to learning may seek services and/or accommodations by contacting:</w:t>
+        <w:t xml:space="preserve"> will have their request honored. Students experiencing a range of conditions (Physical, Learning, Chronic Health, Mental Health, and Sensory) that may cause diminished academic performance or other barriers to learning may seek services and/or </w:t>
+      </w:r>
+      <w:proofErr w:type="gramStart"/>
+      <w:r>
+        <w:t>accommodations</w:t>
+      </w:r>
+      <w:proofErr w:type="gramEnd"/>
+      <w:r>
+        <w:t xml:space="preserve"> by contacting:</w:t>
       </w:r>
     </w:p>
     <w:p>
@@ -1516,8 +1583,13 @@
         <w:jc w:val="both"/>
       </w:pPr>
       <w:r>
-        <w:t>www.uta.edu/disability or calling</w:t>
-      </w:r>
+        <w:t xml:space="preserve">www.uta.edu/disability or </w:t>
+      </w:r>
+      <w:proofErr w:type="gramStart"/>
+      <w:r>
+        <w:t>calling</w:t>
+      </w:r>
+      <w:proofErr w:type="gramEnd"/>
       <w:r>
         <w:t xml:space="preserve"> </w:t>
       </w:r>
@@ -1525,7 +1597,15 @@
         <w:t xml:space="preserve">817-272-3364. Information </w:t>
       </w:r>
       <w:r>
-        <w:t>on diagnostic criteria and policies for obtaining disability-based academic accommodations is available</w:t>
+        <w:t xml:space="preserve">on diagnostic criteria and policies for obtaining disability-based academic </w:t>
+      </w:r>
+      <w:proofErr w:type="gramStart"/>
+      <w:r>
+        <w:t>accommodations</w:t>
+      </w:r>
+      <w:proofErr w:type="gramEnd"/>
+      <w:r>
+        <w:t xml:space="preserve"> is available</w:t>
       </w:r>
       <w:r>
         <w:t xml:space="preserve"> </w:t>
@@ -1533,7 +1613,7 @@
       <w:r>
         <w:t xml:space="preserve">at </w:t>
       </w:r>
-      <w:hyperlink r:id="rId8" w:history="1">
+      <w:hyperlink r:id="rId7" w:history="1">
         <w:r>
           <w:rPr>
             <w:rStyle w:val="Hyperlink"/>
@@ -1565,7 +1645,7 @@
         <w:ind w:left="720"/>
         <w:jc w:val="both"/>
       </w:pPr>
-      <w:hyperlink r:id="rId9" w:history="1">
+      <w:hyperlink r:id="rId8" w:history="1">
         <w:r>
           <w:rPr>
             <w:rStyle w:val="Hyperlink"/>
@@ -1616,7 +1696,15 @@
         <w:jc w:val="both"/>
       </w:pPr>
       <w:r>
-        <w:t>The University of Texas at Arlington does not discriminate on the basis of race, color, national origin, religion, age, gender, sexual orientation, disabilities, genetic information, and/or veteran status in its educational programs or activities. For more information, visit uta.edu/eos.</w:t>
+        <w:t>The University of Texas at Arlington does not discriminate on the basis of race, color, national origin, religion, age, gender, sexual orientation, disabilities, genetic information, and/or veteran status in its educational programs or activities. For more information, visit uta.edu/</w:t>
+      </w:r>
+      <w:proofErr w:type="spellStart"/>
+      <w:r>
+        <w:t>eos</w:t>
+      </w:r>
+      <w:proofErr w:type="spellEnd"/>
+      <w:r>
+        <w:t>.</w:t>
       </w:r>
     </w:p>
     <w:p>
@@ -1647,7 +1735,15 @@
         <w:t>based on</w:t>
       </w:r>
       <w:r>
-        <w:t xml:space="preserve"> sex in educational programs or activities; Title VII of the Civil Rights Act of 1964 (Title VII), which prohibits sex discrimination in employment; and the Campus Sexual Violence Elimination Act (SaVE Act). Sexual misconduct is a form of sex discrimination and will not be tolerated. For information regarding Title IX, visit www.uta.edu/titleIX or contact Ms. Jean Hood, Vice President and Title IX Coordinator</w:t>
+        <w:t xml:space="preserve"> sex in educational programs or activities; Title VII of the Civil Rights Act of 1964 (Title VII), which prohibits sex discrimination in employment; and the Campus Sexual Violence Elimination Act (</w:t>
+      </w:r>
+      <w:proofErr w:type="spellStart"/>
+      <w:r>
+        <w:t>SaVE</w:t>
+      </w:r>
+      <w:proofErr w:type="spellEnd"/>
+      <w:r>
+        <w:t xml:space="preserve"> Act). Sexual misconduct is a form of sex discrimination and will not be tolerated. For information regarding Title IX, visit www.uta.edu/titleIX or contact Ms. Jean Hood, Vice President and Title IX Coordinator</w:t>
       </w:r>
       <w:r>
         <w:t>,</w:t>
@@ -1711,11 +1807,16 @@
         <w:t>and to appropriately reference</w:t>
       </w:r>
       <w:r>
-        <w:t xml:space="preserve"> any work from other sources. I will follow the highest standards of integrity and uphold the spirit of the Honor Code.</w:t>
+        <w:t xml:space="preserve"> any work from other sources. I will follow the highest standards of integrity and uphold the spirit of the Honor </w:t>
+      </w:r>
+      <w:proofErr w:type="gramStart"/>
+      <w:r>
+        <w:t>Code.</w:t>
       </w:r>
       <w:r>
         <w:t>”</w:t>
       </w:r>
+      <w:proofErr w:type="gramEnd"/>
     </w:p>
     <w:p>
       <w:pPr>
